--- a/en/wisdom-stories/bell-to-hang-on-the-cats-neck.docx
+++ b/en/wisdom-stories/bell-to-hang-on-the-cats-neck.docx
@@ -4,148 +4,77 @@
   <w:body>
     <w:p>
       <w:pPr>
-        <w:spacing w:before="0" w:after="60"/>
-        <w:jc w:val="left"/>
+        <w:pStyle w:val="Title"/>
       </w:pPr>
       <w:r>
-        <w:rPr>
-          <w:rFonts w:ascii="Arial" w:hAnsi="Arial" w:eastAsia="Arial"/>
-          <w:i w:val="0"/>
-          <w:color w:val="000000"/>
-          <w:sz w:val="52"/>
-        </w:rPr>
-        <w:t>A bell to hang from the cat's neck</w:t>
+        <w:t>Belling the Cat</w:t>
+      </w:r>
+    </w:p>
+    <w:p>
+      <w:pPr/>
+      <w:r>
+        <w:t>A group of mice gathered to discuss how to protect themselves from a cat that had been terrorizing them.</w:t>
+      </w:r>
+    </w:p>
+    <w:p>
+      <w:pPr/>
+      <w:r>
+        <w:t>They put forward many ideas, but could agree on none. At last, a young mouse suggested fastening a bell around the cat’s neck.</w:t>
+      </w:r>
+    </w:p>
+    <w:p>
+      <w:pPr/>
+      <w:r>
+        <w:t>Whenever the cat approached, they would hear the bell and have time to escape. The mice greeted the plan with enthusiastic applause.</w:t>
       </w:r>
     </w:p>
     <w:p>
       <w:pPr>
-        <w:jc w:val="left"/>
+        <w:spacing w:after="80"/>
       </w:pPr>
       <w:r>
-        <w:rPr>
-          <w:rFonts w:ascii="Arial" w:hAnsi="Arial" w:eastAsia="Arial"/>
-          <w:i w:val="0"/>
-          <w:color w:val="000000"/>
-          <w:sz w:val="22"/>
-        </w:rPr>
-        <w:t>A group of mice gathered together and looked for ways to get rid of a cat that had become a nuisance to them.</w:t>
+        <w:t>Then an old mouse, who had been listening quietly in a corner, spoke up:</w:t>
       </w:r>
     </w:p>
     <w:p>
       <w:pPr>
-        <w:jc w:val="left"/>
+        <w:keepNext/>
       </w:pPr>
       <w:r>
-        <w:rPr>
-          <w:rFonts w:ascii="Arial" w:hAnsi="Arial" w:eastAsia="Arial"/>
-          <w:i w:val="0"/>
-          <w:color w:val="000000"/>
-          <w:sz w:val="22"/>
-        </w:rPr>
-        <w:t>Many ideas were put forward, but none were accepted. Finally, a young mouse suggested hanging a bell from the cat's neck.</w:t>
+        <w:t>“That is a clever idea, and I’m sure it would work. But there is one thing I’d like to know: who is going to put the bell on the cat?”</w:t>
       </w:r>
     </w:p>
     <w:p>
       <w:pPr>
-        <w:jc w:val="left"/>
+        <w:keepNext/>
+        <w:keepLines/>
+        <w:spacing w:before="160"/>
       </w:pPr>
       <w:r>
         <w:rPr>
-          <w:rFonts w:ascii="Arial" w:hAnsi="Arial" w:eastAsia="Arial"/>
-          <w:i w:val="0"/>
-          <w:color w:val="000000"/>
-          <w:sz w:val="22"/>
+          <w:b/>
         </w:rPr>
-        <w:t>The essence of the plan was this: as the cat with the bell hanging from its neck approached the mice, they would hear the bell and run away, thus saving their lives. This proposal was met with great enthusiasm and applause by all the mice.</w:t>
+        <w:t>Moral:</w:t>
+      </w:r>
+      <w:r>
+        <w:t xml:space="preserve"> Making a plan is easier than carrying it out. Even the cleverest idea is of little use unless someone can put it into practice.</w:t>
       </w:r>
     </w:p>
     <w:p>
       <w:pPr>
-        <w:jc w:val="left"/>
+        <w:spacing w:after="80"/>
       </w:pPr>
       <w:r>
         <w:rPr>
-          <w:rFonts w:ascii="Arial" w:hAnsi="Arial" w:eastAsia="Arial"/>
-          <w:i w:val="0"/>
-          <w:color w:val="000000"/>
-          <w:sz w:val="22"/>
+          <w:i/>
+          <w:sz w:val="18"/>
         </w:rPr>
-        <w:t>At this moment, the old mouse, who was silently watching what was happening in a corner, spoke up:</w:t>
-      </w:r>
-    </w:p>
-    <w:p>
-      <w:pPr>
-        <w:jc w:val="left"/>
-      </w:pPr>
-      <w:r>
-        <w:rPr>
-          <w:rFonts w:ascii="Arial" w:hAnsi="Arial" w:eastAsia="Arial"/>
-          <w:i w:val="0"/>
-          <w:color w:val="000000"/>
-          <w:sz w:val="22"/>
-        </w:rPr>
-        <w:t>— This is a very clever proposal, and if it were implemented, I have no doubt that it would be successful. But one question makes me think: well, tell me, who would hang the bell from the cat's neck?</w:t>
-      </w:r>
-    </w:p>
-    <w:p>
-      <w:pPr>
-        <w:pStyle w:val="Moral"/>
-        <w:keepNext/>
-        <w:keepLines/>
-        <w:widowControl/>
-        <w:spacing w:before="240" w:after="180" w:line="283" w:lineRule="auto"/>
-        <w:ind w:left="240" w:right="240"/>
-        <w:jc w:val="left"/>
-        <w:pBdr>
-          <w:top w:val="single" w:sz="8" w:space="7" w:color="E8D59A"/>
-          <w:left w:val="single" w:sz="32" w:space="11" w:color="C6A23A"/>
-          <w:bottom w:val="single" w:sz="8" w:space="7" w:color="E8D59A"/>
-          <w:right w:val="single" w:sz="8" w:space="11" w:color="E8D59A"/>
-        </w:pBdr>
-        <w:shd w:val="clear" w:color="auto" w:fill="FFF8E1"/>
-      </w:pPr>
-      <w:r>
-        <w:rPr>
-          <w:rFonts w:ascii="Arial" w:hAnsi="Arial" w:eastAsia="Arial" w:cs="Arial"/>
-          <w:b/>
-          <w:i w:val="0"/>
-          <w:color w:val="9A7417"/>
-          <w:sz w:val="22"/>
-        </w:rPr>
-        <w:t xml:space="preserve">Moral: </w:t>
-      </w:r>
-      <w:r>
-        <w:rPr>
-          <w:rFonts w:ascii="Arial" w:hAnsi="Arial" w:eastAsia="Arial" w:cs="Arial"/>
-          <w:b w:val="0"/>
-          <w:i w:val="0"/>
-          <w:color w:val="3F3826"/>
-          <w:sz w:val="22"/>
-        </w:rPr>
-        <w:t>It is easy to make a plan, but difficult to carry it out. Even the brightest idea that is not implemented is worthless.</w:t>
-      </w:r>
-    </w:p>
-    <w:p>
-      <w:pPr>
-        <w:keepLines/>
-        <w:widowControl/>
-        <w:spacing w:before="60" w:after="0" w:line="240" w:lineRule="auto"/>
-        <w:jc w:val="right"/>
-      </w:pPr>
-      <w:r>
-        <w:rPr>
-          <w:rFonts w:ascii="Arial" w:hAnsi="Arial" w:eastAsia="Arial" w:cs="Arial"/>
-          <w:b w:val="0"/>
-          <w:i/>
-          <w:color w:val="8A7950"/>
-          <w:sz w:val="17"/>
-        </w:rPr>
-        <w:t>The story was obtained from open Internet sources.</w:t>
+        <w:t>Source: Publicly available internet sources.</w:t>
       </w:r>
     </w:p>
     <w:sectPr>
       <w:pgSz w:w="12240" w:h="15840"/>
-      <w:pgMar w:top="1440" w:right="1440" w:bottom="1440" w:left="1440" w:header="708" w:footer="708" w:gutter="0"/>
+      <w:pgMar w:top="1080" w:right="1224" w:bottom="1080" w:left="1224" w:header="720" w:footer="720" w:gutter="0"/>
       <w:cols w:space="720"/>
       <w:docGrid w:linePitch="360"/>
     </w:sectPr>
@@ -517,12 +446,14 @@
     <w:qFormat/>
     <w:rsid w:val="00FC693F"/>
     <w:pPr>
-      <w:spacing w:before="0" w:after="160" w:line="276" w:lineRule="auto"/>
+      <w:widowControl/>
+      <w:spacing w:after="120" w:line="259" w:lineRule="auto"/>
     </w:pPr>
     <w:rPr>
-      <w:rFonts w:ascii="Arial" w:hAnsi="Arial" w:eastAsia="Arial"/>
+      <w:rFonts w:ascii="Arial" w:hAnsi="Arial"/>
       <w:color w:val="000000"/>
       <w:sz w:val="22"/>
+      <w:lang w:val="en-US"/>
     </w:rPr>
   </w:style>
   <w:style w:type="paragraph" w:styleId="Header">
@@ -866,18 +797,17 @@
     <w:qFormat/>
     <w:rsid w:val="00FC693F"/>
     <w:pPr>
-      <w:pBdr>
-        <w:bottom w:val="single" w:sz="8" w:space="4" w:color="4F81BD" w:themeColor="accent1"/>
-      </w:pBdr>
-      <w:spacing w:after="300" w:line="240" w:lineRule="auto"/>
+      <w:keepNext/>
+      <w:spacing w:after="280" w:line="240" w:lineRule="auto"/>
       <w:contextualSpacing/>
     </w:pPr>
     <w:rPr>
-      <w:rFonts w:asciiTheme="majorHAnsi" w:eastAsiaTheme="majorEastAsia" w:hAnsiTheme="majorHAnsi" w:cstheme="majorBidi"/>
-      <w:color w:val="17365D" w:themeColor="text2" w:themeShade="BF"/>
+      <w:rFonts w:asciiTheme="majorHAnsi" w:eastAsiaTheme="majorEastAsia" w:hAnsiTheme="majorHAnsi" w:cstheme="majorBidi" w:ascii="Arial" w:hAnsi="Arial"/>
+      <w:b/>
+      <w:color w:val="000000"/>
       <w:spacing w:val="5"/>
       <w:kern w:val="28"/>
-      <w:sz w:val="52"/>
+      <w:sz w:val="34"/>
       <w:szCs w:val="52"/>
     </w:rPr>
   </w:style>
@@ -1353,9 +1283,6 @@
     <w:qFormat/>
     <w:rsid w:val="00FC693F"/>
     <w:pPr>
-      <w:pBdr>
-        <w:bottom w:val="single" w:sz="4" w:space="4" w:color="4F81BD" w:themeColor="accent1"/>
-      </w:pBdr>
       <w:spacing w:before="200" w:after="280"/>
       <w:ind w:left="936" w:right="936"/>
     </w:pPr>
@@ -12206,18 +12133,6 @@
         <w:shd w:val="clear" w:color="auto" w:fill="FBCAA2" w:themeFill="accent6" w:themeFillTint="7F"/>
       </w:tcPr>
     </w:tblStylePr>
-  </w:style>
-  <w:style w:type="paragraph" w:customStyle="1" w:styleId="Moral">
-    <w:name w:val="Moral"/>
-    <w:basedOn w:val="Normal"/>
-    <w:pPr>
-      <w:spacing w:before="160" w:after="0" w:line="276" w:lineRule="auto"/>
-    </w:pPr>
-    <w:rPr>
-      <w:rFonts w:ascii="Arial" w:hAnsi="Arial" w:eastAsia="Arial"/>
-      <w:i/>
-      <w:sz w:val="22"/>
-    </w:rPr>
   </w:style>
 </w:styles>
 </file>

--- a/en/wisdom-stories/bell-to-hang-on-the-cats-neck.docx
+++ b/en/wisdom-stories/bell-to-hang-on-the-cats-neck.docx
@@ -13,7 +13,7 @@
     <w:p>
       <w:pPr/>
       <w:r>
-        <w:t>A group of mice gathered to discuss how to protect themselves from a cat that had been terrorizing them.</w:t>
+        <w:t>A group of mice gathered to discuss how to get rid of a cat that had been terrorizing them.</w:t>
       </w:r>
     </w:p>
     <w:p>
@@ -54,11 +54,9 @@
         <w:rPr>
           <w:b/>
         </w:rPr>
-        <w:t>Moral:</w:t>
+        <w:t>Moral: Making a plan is easier than carrying it out. Even the cleverest idea is of little use unless someone can put it into practice.</w:t>
       </w:r>
-      <w:r>
-        <w:t xml:space="preserve"> Making a plan is easier than carrying it out. Even the cleverest idea is of little use unless someone can put it into practice.</w:t>
-      </w:r>
+      <w:r/>
     </w:p>
     <w:p>
       <w:pPr>
@@ -69,7 +67,7 @@
           <w:i/>
           <w:sz w:val="18"/>
         </w:rPr>
-        <w:t>Source: Publicly available internet sources.</w:t>
+        <w:t>Stories are taken from open Internet sources; illustrations were created with AI.</w:t>
       </w:r>
     </w:p>
     <w:sectPr>
